--- a/Heart_Disease_MLOps_Report_2025AE05475.docx
+++ b/Heart_Disease_MLOps_Report_2025AE05475.docx
@@ -31,12 +31,31 @@
       <w:pPr>
         <w:jc w:val="center"/>
       </w:pPr>
-      <w:r>
-        <w:rPr>
-          <w:sz w:val="18"/>
-        </w:rPr>
-        <w:t>https://github.com/arunkarthick2003/mlops-assignment1-a3095887</w:t>
-      </w:r>
+      <w:hyperlink r:id="rId8" w:history="1">
+        <w:r>
+          <w:rPr>
+            <w:rStyle w:val="Hyperlink"/>
+          </w:rPr>
+          <w:t>https://github.com/arunkarthick2003/mlops-</w:t>
+        </w:r>
+        <w:r>
+          <w:rPr>
+            <w:rStyle w:val="Hyperlink"/>
+          </w:rPr>
+          <w:t>a</w:t>
+        </w:r>
+        <w:r>
+          <w:rPr>
+            <w:rStyle w:val="Hyperlink"/>
+          </w:rPr>
+          <w:t>ssignment1-2025AE05475</w:t>
+        </w:r>
+      </w:hyperlink>
+    </w:p>
+    <w:p>
+      <w:pPr>
+        <w:jc w:val="center"/>
+      </w:pPr>
     </w:p>
     <w:p>
       <w:pPr>
@@ -263,7 +282,15 @@
     </w:p>
     <w:p>
       <w:r>
-        <w:t>Safety note: predictions and confidence are not medical advice or validated clinical risk estimates.</w:t>
+        <w:t xml:space="preserve">Safety </w:t>
+      </w:r>
+      <w:proofErr w:type="gramStart"/>
+      <w:r>
+        <w:t>note</w:t>
+      </w:r>
+      <w:proofErr w:type="gramEnd"/>
+      <w:r>
+        <w:t>: predictions and confidence are not medical advice or validated clinical risk estimates.</w:t>
       </w:r>
     </w:p>
     <w:p>
@@ -314,7 +341,7 @@
                     <pic:cNvPicPr/>
                   </pic:nvPicPr>
                   <pic:blipFill>
-                    <a:blip r:embed="rId8"/>
+                    <a:blip r:embed="rId9"/>
                     <a:stretch>
                       <a:fillRect/>
                     </a:stretch>
@@ -356,12 +383,36 @@
       </w:pPr>
       <w:r>
         <w:lastRenderedPageBreak/>
-        <w:t>2. Data acquisition and exploratory analysis</w:t>
+        <w:t xml:space="preserve">2. Data acquisition and </w:t>
+      </w:r>
+      <w:proofErr w:type="gramStart"/>
+      <w:r>
+        <w:t>exploratory</w:t>
+      </w:r>
+      <w:proofErr w:type="gramEnd"/>
+      <w:r>
+        <w:t xml:space="preserve"> analysis</w:t>
       </w:r>
     </w:p>
     <w:p>
       <w:r>
-        <w:t>The download script retrieves the official UCI ZIP and extracts the processed Cleveland data file. Unknown cells represented by `?` are parsed as missing. The cleaned CSV contains 303 rows, 13 predictors, and a binary target. The class balance is 164 negative records and 139 positive records. Four `ca` values and two `thal` values are missing; all other predictor and target values are present.</w:t>
+        <w:t xml:space="preserve">The download script retrieves the official UCI ZIP and extracts the processed Cleveland data file. Unknown cells represented by </w:t>
+      </w:r>
+      <w:proofErr w:type="gramStart"/>
+      <w:r>
+        <w:t>`?`</w:t>
+      </w:r>
+      <w:proofErr w:type="gramEnd"/>
+      <w:r>
+        <w:t xml:space="preserve"> are parsed as missing. The cleaned CSV contains 303 rows, 13 predictors, and a binary target. The class balance is 164 negative records and 139 positive records. Four `ca` values and two `thal` values are missing; all other </w:t>
+      </w:r>
+      <w:proofErr w:type="gramStart"/>
+      <w:r>
+        <w:t>predictor</w:t>
+      </w:r>
+      <w:proofErr w:type="gramEnd"/>
+      <w:r>
+        <w:t xml:space="preserve"> and target values are present.</w:t>
       </w:r>
     </w:p>
     <w:p>
@@ -393,7 +444,7 @@
                     <pic:cNvPicPr/>
                   </pic:nvPicPr>
                   <pic:blipFill>
-                    <a:blip r:embed="rId9"/>
+                    <a:blip r:embed="rId10"/>
                     <a:stretch>
                       <a:fillRect/>
                     </a:stretch>
@@ -438,7 +489,7 @@
                     <pic:cNvPicPr/>
                   </pic:nvPicPr>
                   <pic:blipFill>
-                    <a:blip r:embed="rId10"/>
+                    <a:blip r:embed="rId11"/>
                     <a:stretch>
                       <a:fillRect/>
                     </a:stretch>
@@ -498,7 +549,15 @@
     </w:p>
     <w:p>
       <w:r>
-        <w:t>A stratified 80/20 split with random seed 42 creates 242 training rows and 61 holdout rows. Stratified five-fold CV on the training rows selects hyperparameters by ROC-AUC. Logistic Regression tests C = 0.1, 1, and 10 with balanced class weights. Random Forest tests max_depth in {None, 5} and min_samples_leaf in {1, 3}, also with balanced class weights and a fixed seed.</w:t>
+        <w:t xml:space="preserve">A stratified 80/20 split with random seed 42 creates 242 training rows and 61 holdout rows. Stratified five-fold CV on the training rows selects hyperparameters by ROC-AUC. Logistic Regression tests C = 0.1, 1, and 10 with balanced class weights. Random Forest tests max_depth in {None, 5} and min_samples_leaf in {1, </w:t>
+      </w:r>
+      <w:proofErr w:type="gramStart"/>
+      <w:r>
+        <w:t>3},</w:t>
+      </w:r>
+      <w:proofErr w:type="gramEnd"/>
+      <w:r>
+        <w:t xml:space="preserve"> also with balanced class weights and a fixed seed.</w:t>
       </w:r>
     </w:p>
     <w:p>
@@ -1162,7 +1221,15 @@
     </w:p>
     <w:p>
       <w:r>
-        <w:t>The holdout contains 28 true negatives, 5 false positives, 2 false negatives, and 26 true positives. This yields positive-class recall 26/28 = 0.9286. No threshold optimization or probability calibration was performed; the output confidence should not be assumed to be calibrated.</w:t>
+        <w:t xml:space="preserve">The holdout contains 28 true negatives, 5 false positives, 2 false negatives, and 26 true positives. This yields </w:t>
+      </w:r>
+      <w:proofErr w:type="gramStart"/>
+      <w:r>
+        <w:t>positive-class</w:t>
+      </w:r>
+      <w:proofErr w:type="gramEnd"/>
+      <w:r>
+        <w:t xml:space="preserve"> recall 26/28 = 0.9286. No threshold optimization or probability calibration was performed; the output confidence should not be assumed to be calibrated.</w:t>
       </w:r>
     </w:p>
     <w:p>
@@ -1189,7 +1256,7 @@
                     <pic:cNvPicPr/>
                   </pic:nvPicPr>
                   <pic:blipFill>
-                    <a:blip r:embed="rId11"/>
+                    <a:blip r:embed="rId12"/>
                     <a:stretch>
                       <a:fillRect/>
                     </a:stretch>
@@ -1234,7 +1301,7 @@
                     <pic:cNvPicPr/>
                   </pic:nvPicPr>
                   <pic:blipFill>
-                    <a:blip r:embed="rId12"/>
+                    <a:blip r:embed="rId13"/>
                     <a:stretch>
                       <a:fillRect/>
                     </a:stretch>
@@ -1500,7 +1567,7 @@
                     <pic:cNvPicPr/>
                   </pic:nvPicPr>
                   <pic:blipFill>
-                    <a:blip r:embed="rId13"/>
+                    <a:blip r:embed="rId14"/>
                     <a:stretch>
                       <a:fillRect/>
                     </a:stretch>
@@ -1744,7 +1811,15 @@
     </w:p>
     <w:p>
       <w:r>
-        <w:t>The image is built as `heart-risk-api:local` from `python:3.12-slim`. The application runs as a non-root user on port 8000. The Docker image build completed successfully; the container's health, prediction, and metrics endpoints were exercised. Request logs include only request ID, method, path, status, and latency; feature payloads are not written to logs.</w:t>
+        <w:t>The image is built as `heart-risk-</w:t>
+      </w:r>
+      <w:proofErr w:type="gramStart"/>
+      <w:r>
+        <w:t>api:local</w:t>
+      </w:r>
+      <w:proofErr w:type="gramEnd"/>
+      <w:r>
+        <w:t>` from `python:3.12-slim`. The application runs as a non-root user on port 8000. The Docker image build completed successfully; the container's health, prediction, and metrics endpoints were exercised. Request logs include only request ID, method, path, status, and latency; feature payloads are not written to logs.</w:t>
       </w:r>
     </w:p>
     <w:p>
@@ -1771,7 +1846,7 @@
                     <pic:cNvPicPr/>
                   </pic:nvPicPr>
                   <pic:blipFill>
-                    <a:blip r:embed="rId14"/>
+                    <a:blip r:embed="rId15"/>
                     <a:stretch>
                       <a:fillRect/>
                     </a:stretch>
@@ -1816,7 +1891,7 @@
                     <pic:cNvPicPr/>
                   </pic:nvPicPr>
                   <pic:blipFill>
-                    <a:blip r:embed="rId15"/>
+                    <a:blip r:embed="rId16"/>
                     <a:stretch>
                       <a:fillRect/>
                     </a:stretch>
@@ -1858,7 +1933,15 @@
     </w:p>
     <w:p>
       <w:r>
-        <w:t>GitHub Actions runs on push, pull request, and manual dispatch. The workflow checks out the source, installs Python 3.12 dependencies and the package, runs Ruff, trains and logs models, runs pytest, generates EDA figures, and uploads artifacts plus `mlflow.db`. Docker image construction is verified locally and is not a step in the current CI workflow.</w:t>
+        <w:t xml:space="preserve">GitHub Actions </w:t>
+      </w:r>
+      <w:proofErr w:type="gramStart"/>
+      <w:r>
+        <w:t>runs</w:t>
+      </w:r>
+      <w:proofErr w:type="gramEnd"/>
+      <w:r>
+        <w:t xml:space="preserve"> on push, pull request, and manual dispatch. The workflow checks out the source, installs Python 3.12 dependencies and the package, runs Ruff, trains and logs models, runs pytest, generates EDA figures, and uploads artifacts plus `mlflow.db`. Docker image construction is verified locally and is not a step in the current CI workflow.</w:t>
       </w:r>
     </w:p>
     <w:tbl>
@@ -2006,12 +2089,69 @@
     </w:p>
     <w:p>
       <w:r>
-        <w:t>Repository: https://github.com/arunkarthick2003/mlops-assignment1-a3095887</w:t>
+        <w:t>Repository:</w:t>
       </w:r>
       <w:r>
+        <w:t xml:space="preserve"> </w:t>
+      </w:r>
+      <w:hyperlink r:id="rId17" w:history="1">
+        <w:r>
+          <w:rPr>
+            <w:rStyle w:val="Hyperlink"/>
+          </w:rPr>
+          <w:t>arunkarthick2003/mlops-assignment1</w:t>
+        </w:r>
+        <w:r>
+          <w:rPr>
+            <w:rStyle w:val="Hyperlink"/>
+          </w:rPr>
+          <w:t>-</w:t>
+        </w:r>
+        <w:r>
+          <w:rPr>
+            <w:rStyle w:val="Hyperlink"/>
+          </w:rPr>
+          <w:t>2025AE05475</w:t>
+        </w:r>
+      </w:hyperlink>
+      <w:r>
         <w:br/>
-        <w:t>Workflow run: https://github.com/arunkarthick2003/mlops-assignment1-a3095887/actions/runs/39411595260</w:t>
+        <w:t xml:space="preserve">Workflow run: </w:t>
       </w:r>
+      <w:hyperlink r:id="rId18" w:history="1">
+        <w:r>
+          <w:rPr>
+            <w:rStyle w:val="Hyperlink"/>
+          </w:rPr>
+          <w:t xml:space="preserve">Add heart disease </w:t>
+        </w:r>
+        <w:proofErr w:type="spellStart"/>
+        <w:r>
+          <w:rPr>
+            <w:rStyle w:val="Hyperlink"/>
+          </w:rPr>
+          <w:t>MLOps</w:t>
+        </w:r>
+        <w:proofErr w:type="spellEnd"/>
+        <w:r>
+          <w:rPr>
+            <w:rStyle w:val="Hyperlink"/>
+          </w:rPr>
+          <w:t xml:space="preserve"> assignment · arunkarthick2003/</w:t>
+        </w:r>
+        <w:r>
+          <w:rPr>
+            <w:rStyle w:val="Hyperlink"/>
+          </w:rPr>
+          <w:t>m</w:t>
+        </w:r>
+        <w:r>
+          <w:rPr>
+            <w:rStyle w:val="Hyperlink"/>
+          </w:rPr>
+          <w:t>lops-assignment1-2025AE05475@1dcd8b9</w:t>
+        </w:r>
+      </w:hyperlink>
     </w:p>
     <w:p>
       <w:pPr>
@@ -2037,7 +2177,7 @@
                     <pic:cNvPicPr/>
                   </pic:nvPicPr>
                   <pic:blipFill>
-                    <a:blip r:embed="rId16"/>
+                    <a:blip r:embed="rId19"/>
                     <a:stretch>
                       <a:fillRect/>
                     </a:stretch>
@@ -2106,7 +2246,7 @@
                     <pic:cNvPicPr/>
                   </pic:nvPicPr>
                   <pic:blipFill>
-                    <a:blip r:embed="rId17"/>
+                    <a:blip r:embed="rId20"/>
                     <a:stretch>
                       <a:fillRect/>
                     </a:stretch>
@@ -2129,7 +2269,15 @@
     </w:p>
     <w:p>
       <w:r>
-        <w:t>Monitoring instrumentation exposes request counts by method/path/status and latency histograms. Prometheus scrape configuration is supplied in `deployment/prometheus.yml`; API metrics and request logs were checked locally. Prometheus and Grafana were not deployed as a dashboard stack, so the demonstrated monitoring is the `/metrics` endpoint and application logs.</w:t>
+        <w:t xml:space="preserve">Monitoring instrumentation exposes request counts by method/path/status and latency histograms. Prometheus scrape configuration is supplied in `deployment/prometheus.yml`; API metrics and request logs were checked locally. Prometheus and Grafana were not deployed as a dashboard stack, so the </w:t>
+      </w:r>
+      <w:proofErr w:type="gramStart"/>
+      <w:r>
+        <w:t>demonstrated monitoring</w:t>
+      </w:r>
+      <w:proofErr w:type="gramEnd"/>
+      <w:r>
+        <w:t xml:space="preserve"> is the `/metrics` endpoint and application logs.</w:t>
       </w:r>
     </w:p>
     <w:p>
@@ -2156,7 +2304,7 @@
                     <pic:cNvPicPr/>
                   </pic:nvPicPr>
                   <pic:blipFill>
-                    <a:blip r:embed="rId18"/>
+                    <a:blip r:embed="rId21"/>
                     <a:stretch>
                       <a:fillRect/>
                     </a:stretch>
@@ -2256,21 +2404,43 @@
     </w:p>
     <w:p>
       <w:r>
-        <w:t xml:space="preserve">Walkthrough video: video_presentation_a3095887_compressed.mp4 </w:t>
+        <w:t xml:space="preserve">Walkthrough video: </w:t>
+      </w:r>
+      <w:r>
+        <w:t>video_presentation_2025AE05475_compressed</w:t>
       </w:r>
       <w:r>
         <w:t>. The video is available in the repo (</w:t>
       </w:r>
-      <w:r>
-        <w:t>https://github.com/arunkarthick2003/mlops-assignment1-a3095887/blob/main/video_presentation_a3095887_compressed.mp4</w:t>
-      </w:r>
+      <w:hyperlink r:id="rId22" w:history="1">
+        <w:r>
+          <w:rPr>
+            <w:rStyle w:val="Hyperlink"/>
+          </w:rPr>
+          <w:t>https://github.com/arunkarthick2003/mlops-assignment1-2025AE05475/blob/main/video_presen</w:t>
+        </w:r>
+        <w:r>
+          <w:rPr>
+            <w:rStyle w:val="Hyperlink"/>
+          </w:rPr>
+          <w:t>t</w:t>
+        </w:r>
+        <w:r>
+          <w:rPr>
+            <w:rStyle w:val="Hyperlink"/>
+          </w:rPr>
+          <w:t>ation_2025AE05475_compressed.mp4</w:t>
+        </w:r>
+      </w:hyperlink>
+    </w:p>
+    <w:p>
       <w:r>
         <w:t>).</w:t>
       </w:r>
     </w:p>
     <w:sectPr>
-      <w:headerReference w:type="default" r:id="rId19"/>
-      <w:footerReference w:type="default" r:id="rId20"/>
+      <w:headerReference w:type="default" r:id="rId23"/>
+      <w:footerReference w:type="default" r:id="rId24"/>
       <w:pgSz w:w="11909" w:h="16834"/>
       <w:pgMar w:top="835" w:right="979" w:bottom="835" w:left="979" w:header="720" w:footer="720" w:gutter="0"/>
       <w:cols w:space="720"/>
@@ -2313,7 +2483,15 @@
       <w:jc w:val="center"/>
     </w:pPr>
     <w:r>
-      <w:t xml:space="preserve">UCI Cleveland educational project  |  Page </w:t>
+      <w:t xml:space="preserve">UCI Cleveland educational </w:t>
+    </w:r>
+    <w:proofErr w:type="gramStart"/>
+    <w:r>
+      <w:t>project  |</w:t>
+    </w:r>
+    <w:proofErr w:type="gramEnd"/>
+    <w:r>
+      <w:t xml:space="preserve">  Page </w:t>
     </w:r>
     <w:r>
       <w:fldChar w:fldCharType="begin"/>
@@ -3191,7 +3369,6 @@
   <w:style w:type="character" w:default="1" w:styleId="DefaultParagraphFont">
     <w:name w:val="Default Paragraph Font"/>
     <w:uiPriority w:val="1"/>
-    <w:semiHidden/>
     <w:unhideWhenUsed/>
   </w:style>
   <w:style w:type="table" w:default="1" w:styleId="TableNormal">
@@ -13968,6 +14145,41 @@
         <w:shd w:val="clear" w:color="auto" w:fill="FBCAA2" w:themeFill="accent6" w:themeFillTint="7F"/>
       </w:tcPr>
     </w:tblStylePr>
+  </w:style>
+  <w:style w:type="character" w:styleId="Hyperlink">
+    <w:name w:val="Hyperlink"/>
+    <w:basedOn w:val="DefaultParagraphFont"/>
+    <w:uiPriority w:val="99"/>
+    <w:unhideWhenUsed/>
+    <w:rsid w:val="008035A8"/>
+    <w:rPr>
+      <w:color w:val="0000FF" w:themeColor="hyperlink"/>
+      <w:u w:val="single"/>
+    </w:rPr>
+  </w:style>
+  <w:style w:type="character" w:styleId="UnresolvedMention">
+    <w:name w:val="Unresolved Mention"/>
+    <w:basedOn w:val="DefaultParagraphFont"/>
+    <w:uiPriority w:val="99"/>
+    <w:semiHidden/>
+    <w:unhideWhenUsed/>
+    <w:rsid w:val="008035A8"/>
+    <w:rPr>
+      <w:color w:val="605E5C"/>
+      <w:shd w:val="clear" w:color="auto" w:fill="E1DFDD"/>
+    </w:rPr>
+  </w:style>
+  <w:style w:type="character" w:styleId="FollowedHyperlink">
+    <w:name w:val="FollowedHyperlink"/>
+    <w:basedOn w:val="DefaultParagraphFont"/>
+    <w:uiPriority w:val="99"/>
+    <w:semiHidden/>
+    <w:unhideWhenUsed/>
+    <w:rsid w:val="00B51882"/>
+    <w:rPr>
+      <w:color w:val="800080" w:themeColor="followedHyperlink"/>
+      <w:u w:val="single"/>
+    </w:rPr>
   </w:style>
 </w:styles>
 </file>
